--- a/res/synthetic_fascicoli/fascicoli/fascicolo_sintetico_028/sentenza.docx
+++ b/res/synthetic_fascicoli/fascicoli/fascicolo_sintetico_028/sentenza.docx
@@ -338,7 +338,7 @@
               <w:rStyle w:val="PlaceholderText"/>
               <w:lang w:val="en-US"/>
             </w:rPr>
-            <w:t>553/2024</w:t>
+            <w:t>445/2025</w:t>
           </w:r>
         </w:sdtContent>
       </w:sdt>
@@ -400,7 +400,7 @@
               <w:rStyle w:val="PlaceholderText"/>
               <w:lang w:val="en-US"/>
             </w:rPr>
-            <w:t>Giulia Conti, Marco Moretti</w:t>
+            <w:t>Jose Carlos Mendes</w:t>
           </w:r>
         </w:sdtContent>
       </w:sdt>
@@ -444,7 +444,7 @@
               <w:rStyle w:val="PlaceholderText"/>
               <w:lang w:val="en-US"/>
             </w:rPr>
-            <w:t>Sara Marini</w:t>
+            <w:t>Ana Cardoso, Fernanda Silva</w:t>
           </w:r>
         </w:sdtContent>
       </w:sdt>
@@ -805,7 +805,7 @@
             <w:rPr>
               <w:rStyle w:val="PlaceholderText"/>
             </w:rPr>
-            <w:t>04-12-2025</w:t>
+            <w:t>20-06-2025</w:t>
           </w:r>
         </w:sdtContent>
       </w:sdt>
@@ -909,7 +909,7 @@
               <w:rStyle w:val="PlaceholderText"/>
               <w:lang w:val="en-US"/>
             </w:rPr>
-            <w:t>Il Ministero dell'Interno, tramite l'Avvocatura Distrettuale dello Stato di Brescia, si è costituito in giudizio il 12-04-2024.</w:t>
+            <w:t>Nonostante la regolare notificazione del ricorso, il Ministero dell'Interno non si è costituito.</w:t>
           </w:r>
         </w:sdtContent>
       </w:sdt>
@@ -1034,7 +1034,7 @@
             <w:rPr>
               <w:rStyle w:val="PlaceholderText"/>
             </w:rPr>
-            <w:t>Elena Carlo Rossi</w:t>
+            <w:t>Antonio Paulo Souza</w:t>
           </w:r>
         </w:sdtContent>
       </w:sdt>
@@ -1149,7 +1149,7 @@
               <w:rStyle w:val="PlaceholderText"/>
               <w:lang w:val="en-US"/>
             </w:rPr>
-            <w:t>09-10-1856</w:t>
+            <w:t>22-12-1853</w:t>
           </w:r>
         </w:sdtContent>
       </w:sdt>
@@ -1368,7 +1368,7 @@
               <w:rStyle w:val="PlaceholderText"/>
               <w:lang w:val="en-US"/>
             </w:rPr>
-            <w:t>Linea di discendenza ricostruita da certificati esteri e italiani allegati al fascicolo</w:t>
+            <w:t>Linea di discendenza allegata: Antonio Paulo Souza -&gt; Patricia Maria Oliveira -&gt; Jose Carlos Mendes</w:t>
           </w:r>
         </w:sdtContent>
       </w:sdt>
@@ -2803,7 +2803,7 @@
               <w:rStyle w:val="PlaceholderText"/>
               <w:lang w:val="en-US"/>
             </w:rPr>
-            <w:t>Di contro, il Ministero dell'Interno si è limitato a evocare l'accertamento di eventuali fattispecie estintive del diritto, senza nemmeno allegarle (né aver provato una richiesta di informazioni all'Autorità Consolare).</w:t>
+            <w:t>Di contro, il Ministero dell'Interno non si è costituito.</w:t>
           </w:r>
         </w:p>
       </w:sdtContent>
@@ -3247,9 +3247,7 @@
               <w:rStyle w:val="PlaceholderText"/>
               <w:lang w:val="en-US"/>
             </w:rPr>
-            <w:t>Giulia Conti, nata a Rio de Janeiro il 25-05-1962</w:t>
-            <w:br/>
-            <w:t>Marco Moretti, nato a Porto Alegre il 31-03-1987</w:t>
+            <w:t>Jose Carlos Mendes, nato/a a Rio de Janeiro il 06-02-1979</w:t>
           </w:r>
         </w:p>
       </w:sdtContent>
@@ -3296,7 +3294,7 @@
             <w:rPr>
               <w:rStyle w:val="PlaceholderText"/>
             </w:rPr>
-            <w:t>sono cittadini italiani</w:t>
+            <w:t>è cittadino italiano</w:t>
           </w:r>
         </w:sdtContent>
       </w:sdt>
